--- a/report/report.docx
+++ b/report/report.docx
@@ -6660,7 +6660,7 @@
         <w:t xml:space="preserve"> </w:t>
       </w:r>
       <w:r>
-        <w:t xml:space="preserve">from 0.833 to 0.792 (−4.1 points), which is real but far from fatal. The model</w:t>
+        <w:t xml:space="preserve">from 0.833 to 0.792 (−4.1 points). The model</w:t>
       </w:r>
       <w:r>
         <w:t xml:space="preserve"> </w:t>
@@ -6810,62 +6810,7 @@
         <w:t xml:space="preserve"> </w:t>
       </w:r>
       <w:r>
-        <w:t xml:space="preserve">inflated every RQ2 number. Grouping by prompt hash and</w:t>
-      </w:r>
-      <w:r>
-        <w:t xml:space="preserve"> </w:t>
-      </w:r>
-      <w:r>
-        <w:rPr>
-          <w:iCs/>
-          <w:i/>
-        </w:rPr>
-        <w:t xml:space="preserve">verifying</w:t>
-      </w:r>
-      <w:r>
-        <w:t xml:space="preserve"> </w:t>
-      </w:r>
-      <w:r>
-        <w:t xml:space="preserve">the</w:t>
-      </w:r>
-      <w:r>
-        <w:t xml:space="preserve"> </w:t>
-      </w:r>
-      <w:r>
-        <w:t xml:space="preserve">disjointness changed the setup from</w:t>
-      </w:r>
-      <w:r>
-        <w:t xml:space="preserve"> </w:t>
-      </w:r>
-      <w:r>
-        <w:t xml:space="preserve">“</w:t>
-      </w:r>
-      <w:r>
-        <w:t xml:space="preserve">probably fine</w:t>
-      </w:r>
-      <w:r>
-        <w:t xml:space="preserve">”</w:t>
-      </w:r>
-      <w:r>
-        <w:t xml:space="preserve"> </w:t>
-      </w:r>
-      <w:r>
-        <w:t xml:space="preserve">to</w:t>
-      </w:r>
-      <w:r>
-        <w:t xml:space="preserve"> </w:t>
-      </w:r>
-      <w:r>
-        <w:t xml:space="preserve">“</w:t>
-      </w:r>
-      <w:r>
-        <w:t xml:space="preserve">provably clean</w:t>
-      </w:r>
-      <w:r>
-        <w:t xml:space="preserve">”</w:t>
-      </w:r>
-      <w:r>
-        <w:t xml:space="preserve">.</w:t>
+        <w:t xml:space="preserve">inflated every RQ2 number.</w:t>
       </w:r>
     </w:p>
     <w:p>

--- a/report/report.docx
+++ b/report/report.docx
@@ -7044,13 +7044,7 @@
         <w:t xml:space="preserve"> </w:t>
       </w:r>
       <w:r>
-        <w:t xml:space="preserve">all code, data decisions, and results were reviewed, run, and verified</w:t>
-      </w:r>
-      <w:r>
-        <w:t xml:space="preserve"> </w:t>
-      </w:r>
-      <w:r>
-        <w:t xml:space="preserve">by the author.</w:t>
+        <w:t xml:space="preserve">all code, data decisions, and results were reviewed, run, and verified by me (Eric Farrall).</w:t>
       </w:r>
     </w:p>
     <w:p>

--- a/report/report.docx
+++ b/report/report.docx
@@ -3377,13 +3377,13 @@
         <w:t xml:space="preserve"> </w:t>
       </w:r>
       <w:r>
-        <w:t xml:space="preserve">DeepSeek hardest. For the CNN, DeepSeek’s errors split between GPT (21) and</w:t>
-      </w:r>
-      <w:r>
-        <w:t xml:space="preserve"> </w:t>
-      </w:r>
-      <w:r>
-        <w:t xml:space="preserve">Claude (20). The DeepSeek/GPT/Qwen middle group writes similarly formatted</w:t>
+        <w:t xml:space="preserve">DeepSeek hardest. For the CNN, DeepSeek’s errors split between GPT (21 cases) and</w:t>
+      </w:r>
+      <w:r>
+        <w:t xml:space="preserve"> </w:t>
+      </w:r>
+      <w:r>
+        <w:t xml:space="preserve">Claude (20 cases). The DeepSeek/GPT/Qwen middle group writes similarly formatted</w:t>
       </w:r>
       <w:r>
         <w:t xml:space="preserve"> </w:t>
@@ -7044,7 +7044,7 @@
         <w:t xml:space="preserve"> </w:t>
       </w:r>
       <w:r>
-        <w:t xml:space="preserve">all code, data decisions, and results were reviewed, run, and verified by me (Eric Farrall).</w:t>
+        <w:t xml:space="preserve">all code, data decisions, and results were reviewed, run, and verified by the me (Eric Farrall).</w:t>
       </w:r>
     </w:p>
     <w:p>

--- a/report/report.docx
+++ b/report/report.docx
@@ -7044,7 +7044,7 @@
         <w:t xml:space="preserve"> </w:t>
       </w:r>
       <w:r>
-        <w:t xml:space="preserve">all code, data decisions, and results were reviewed, run, and verified by the me (Eric Farrall).</w:t>
+        <w:t xml:space="preserve">all code, data decisions, and results were reviewed, run, and verified by me (Eric Farrall).</w:t>
       </w:r>
     </w:p>
     <w:p>

--- a/report/report.docx
+++ b/report/report.docx
@@ -6773,7 +6773,6 @@
           <w:ilvl w:val="0"/>
           <w:numId w:val="1007"/>
         </w:numPr>
-        <w:pStyle w:val="Compact"/>
       </w:pPr>
       <w:r>
         <w:rPr>
@@ -6819,7 +6818,6 @@
           <w:ilvl w:val="0"/>
           <w:numId w:val="1007"/>
         </w:numPr>
-        <w:pStyle w:val="Compact"/>
       </w:pPr>
       <w:r>
         <w:rPr>
@@ -6871,7 +6869,6 @@
           <w:ilvl w:val="0"/>
           <w:numId w:val="1007"/>
         </w:numPr>
-        <w:pStyle w:val="Compact"/>
       </w:pPr>
       <w:r>
         <w:rPr>
@@ -6923,109 +6920,6 @@
           <w:ilvl w:val="0"/>
           <w:numId w:val="1007"/>
         </w:numPr>
-        <w:pStyle w:val="Compact"/>
-      </w:pPr>
-      <w:r>
-        <w:rPr>
-          <w:bCs/>
-          <w:b/>
-        </w:rPr>
-        <w:t xml:space="preserve">Respect the compute budget.</w:t>
-      </w:r>
-      <w:r>
-        <w:t xml:space="preserve"> </w:t>
-      </w:r>
-      <w:r>
-        <w:t xml:space="preserve">With no GPU, a single BiLSTM epoch on</w:t>
-      </w:r>
-      <w:r>
-        <w:t xml:space="preserve"> </w:t>
-      </w:r>
-      <w:r>
-        <w:t xml:space="preserve">300-token sequences costs ~15 minutes. Choosing sequence lengths,</w:t>
-      </w:r>
-      <w:r>
-        <w:t xml:space="preserve"> </w:t>
-      </w:r>
-      <w:r>
-        <w:t xml:space="preserve">model size, and the number of configurations</w:t>
-      </w:r>
-      <w:r>
-        <w:t xml:space="preserve"> </w:t>
-      </w:r>
-      <w:r>
-        <w:rPr>
-          <w:iCs/>
-          <w:i/>
-        </w:rPr>
-        <w:t xml:space="preserve">before</w:t>
-      </w:r>
-      <w:r>
-        <w:t xml:space="preserve"> </w:t>
-      </w:r>
-      <w:r>
-        <w:t xml:space="preserve">launching runs is</w:t>
-      </w:r>
-      <w:r>
-        <w:t xml:space="preserve"> </w:t>
-      </w:r>
-      <w:r>
-        <w:t xml:space="preserve">part of the experiment design, not an afterthought; we checkpointed each</w:t>
-      </w:r>
-      <w:r>
-        <w:t xml:space="preserve"> </w:t>
-      </w:r>
-      <w:r>
-        <w:t xml:space="preserve">run so a long sweep could resume after interruption.</w:t>
-      </w:r>
-    </w:p>
-    <w:p>
-      <w:pPr>
-        <w:numPr>
-          <w:ilvl w:val="0"/>
-          <w:numId w:val="1007"/>
-        </w:numPr>
-        <w:pStyle w:val="Compact"/>
-      </w:pPr>
-      <w:r>
-        <w:rPr>
-          <w:bCs/>
-          <w:b/>
-        </w:rPr>
-        <w:t xml:space="preserve">Measurement discipline.</w:t>
-      </w:r>
-      <w:r>
-        <w:t xml:space="preserve"> </w:t>
-      </w:r>
-      <w:r>
-        <w:t xml:space="preserve">Fixing the seed, keeping one protocol across</w:t>
-      </w:r>
-      <w:r>
-        <w:t xml:space="preserve"> </w:t>
-      </w:r>
-      <w:r>
-        <w:t xml:space="preserve">all six configurations, selecting models on validation macro-F1, and</w:t>
-      </w:r>
-      <w:r>
-        <w:t xml:space="preserve"> </w:t>
-      </w:r>
-      <w:r>
-        <w:t xml:space="preserve">touching the test set only once were small habits that made the</w:t>
-      </w:r>
-      <w:r>
-        <w:t xml:space="preserve"> </w:t>
-      </w:r>
-      <w:r>
-        <w:t xml:space="preserve">comparisons trustworthy.</w:t>
-      </w:r>
-    </w:p>
-    <w:p>
-      <w:pPr>
-        <w:numPr>
-          <w:ilvl w:val="0"/>
-          <w:numId w:val="1007"/>
-        </w:numPr>
-        <w:pStyle w:val="Compact"/>
       </w:pPr>
       <w:r>
         <w:rPr>
